--- a/GIELKENS_Mika_MP_INF_OvereenkomstMP.docx
+++ b/GIELKENS_Mika_MP_INF_OvereenkomstMP.docx
@@ -119,7 +119,6 @@
           <w:top w:w="49" w:type="dxa"/>
           <w:left w:w="105" w:type="dxa"/>
           <w:bottom w:w="22" w:type="dxa"/>
-          <w:right w:w="0" w:type="dxa"/>
         </w:tblCellMar>
         <w:tblLook w:val="04A0" w:firstRow="1" w:lastRow="0" w:firstColumn="1" w:lastColumn="0" w:noHBand="0" w:noVBand="1"/>
       </w:tblPr>
@@ -1542,7 +1541,15 @@
         <w:ind w:left="10" w:right="7"/>
       </w:pPr>
       <w:r>
-        <w:t xml:space="preserve">[Naam, adres plaats]……………………………………………………………………………………………………………………… </w:t>
+        <w:t>KU Leuven/</w:t>
+      </w:r>
+      <w:proofErr w:type="spellStart"/>
+      <w:r>
+        <w:t>UHasselt</w:t>
+      </w:r>
+      <w:proofErr w:type="spellEnd"/>
+      <w:r>
+        <w:t xml:space="preserve"> Onderzoek &amp; onderwijs – Secure software engineering</w:t>
       </w:r>
     </w:p>
     <w:p>
@@ -1551,7 +1558,19 @@
         <w:ind w:left="10" w:right="7"/>
       </w:pPr>
       <w:r>
-        <w:t xml:space="preserve">…………………………………………………………………………………………………………………………………………………………………. hierna genoemd “de externe organisatie ”;   </w:t>
+        <w:t>Wetenschapspark 27, 3590 Diepenbeek</w:t>
+      </w:r>
+      <w:r>
+        <w:t xml:space="preserve"> </w:t>
+      </w:r>
+    </w:p>
+    <w:p>
+      <w:pPr>
+        <w:spacing w:line="414" w:lineRule="auto"/>
+        <w:ind w:left="10" w:right="7"/>
+      </w:pPr>
+      <w:r>
+        <w:t xml:space="preserve">hierna genoemd “de externe organisatie ”;   </w:t>
       </w:r>
     </w:p>
     <w:p>
@@ -1957,7 +1976,15 @@
       </w:r>
       <w:r>
         <w:tab/>
+      </w:r>
+      <w:r>
+        <w:t xml:space="preserve">       </w:t>
+      </w:r>
+      <w:r>
         <w:t xml:space="preserve">Telefoon:  </w:t>
+      </w:r>
+      <w:r>
+        <w:t>N/A</w:t>
       </w:r>
     </w:p>
     <w:p>
@@ -2040,7 +2067,13 @@
         <w:ind w:right="7"/>
       </w:pPr>
       <w:r>
-        <w:t xml:space="preserve">  Telefoon: +32476822456 </w:t>
+        <w:t xml:space="preserve">  </w:t>
+      </w:r>
+      <w:r>
+        <w:t xml:space="preserve">  </w:t>
+      </w:r>
+      <w:r>
+        <w:t xml:space="preserve">Telefoon: +32476822456 </w:t>
       </w:r>
     </w:p>
     <w:p>
@@ -2339,7 +2372,6 @@
         <w:tblCellMar>
           <w:top w:w="84" w:type="dxa"/>
           <w:left w:w="115" w:type="dxa"/>
-          <w:bottom w:w="0" w:type="dxa"/>
           <w:right w:w="52" w:type="dxa"/>
         </w:tblCellMar>
         <w:tblLook w:val="04A0" w:firstRow="1" w:lastRow="0" w:firstColumn="1" w:lastColumn="0" w:noHBand="0" w:noVBand="1"/>
@@ -5632,10 +5664,7 @@
         <w:jc w:val="left"/>
       </w:pPr>
       <w:r>
-        <w:t xml:space="preserve">  </w:t>
-      </w:r>
-      <w:r>
-        <w:t>/</w:t>
+        <w:t>N/A</w:t>
       </w:r>
       <w:r>
         <w:tab/>
@@ -5656,8 +5685,7 @@
         <w:tab/>
       </w:r>
       <w:r>
-        <w:tab/>
-        <w:t>/</w:t>
+        <w:t>N/A</w:t>
       </w:r>
     </w:p>
     <w:p>
@@ -5687,9 +5715,6 @@
         <w:tblInd w:w="10" w:type="dxa"/>
         <w:tblCellMar>
           <w:top w:w="41" w:type="dxa"/>
-          <w:left w:w="0" w:type="dxa"/>
-          <w:bottom w:w="0" w:type="dxa"/>
-          <w:right w:w="0" w:type="dxa"/>
         </w:tblCellMar>
         <w:tblLook w:val="04A0" w:firstRow="1" w:lastRow="0" w:firstColumn="1" w:lastColumn="0" w:noHBand="0" w:noVBand="1"/>
       </w:tblPr>
@@ -5782,7 +5807,7 @@
               <w:jc w:val="left"/>
             </w:pPr>
             <w:r>
-              <w:t>/</w:t>
+              <w:t>N/A</w:t>
             </w:r>
             <w:r>
               <w:t xml:space="preserve">   </w:t>
@@ -5805,10 +5830,10 @@
               <w:ind w:left="0" w:firstLine="0"/>
             </w:pPr>
             <w:r>
-              <w:t>/</w:t>
+              <w:t>N/A</w:t>
             </w:r>
             <w:r>
-              <w:t xml:space="preserve">  </w:t>
+              <w:t xml:space="preserve"> </w:t>
             </w:r>
           </w:p>
         </w:tc>
@@ -5852,10 +5877,7 @@
               <w:jc w:val="left"/>
             </w:pPr>
             <w:r>
-              <w:t>/</w:t>
-            </w:r>
-            <w:r>
-              <w:t xml:space="preserve">  </w:t>
+              <w:t>N/A</w:t>
             </w:r>
           </w:p>
         </w:tc>
@@ -8990,16 +9012,44 @@
         <w:ind w:right="7" w:hanging="360"/>
       </w:pPr>
       <w:r>
-        <w:t>Aangezien STUDENT een Onderzoek uitvoert in het kader van een bachelor-/masterproef of projectwerk onder begeleiding van UHASSELT, getiteld [</w:t>
+        <w:t xml:space="preserve">Aangezien STUDENT een Onderzoek uitvoert in het kader van een bachelor-/masterproef of projectwerk onder begeleiding van UHASSELT, getiteld </w:t>
       </w:r>
       <w:r>
         <w:rPr>
-          <w:shd w:val="clear" w:color="auto" w:fill="FFFF00"/>
+          <w:i/>
         </w:rPr>
-        <w:t>TITEL</w:t>
-      </w:r>
-      <w:r>
-        <w:t xml:space="preserve">);  </w:t>
+        <w:t xml:space="preserve">Ontwikkeling van een gebruiksvriendelijke security modellering applicatie gebaseerd op </w:t>
+      </w:r>
+      <w:proofErr w:type="spellStart"/>
+      <w:r>
+        <w:rPr>
+          <w:i/>
+        </w:rPr>
+        <w:t>fortunately</w:t>
+      </w:r>
+      <w:proofErr w:type="spellEnd"/>
+      <w:r>
+        <w:rPr>
+          <w:i/>
+        </w:rPr>
+        <w:t>/</w:t>
+      </w:r>
+      <w:proofErr w:type="spellStart"/>
+      <w:r>
+        <w:rPr>
+          <w:i/>
+        </w:rPr>
+        <w:t>unfortunately</w:t>
+      </w:r>
+      <w:proofErr w:type="spellEnd"/>
+      <w:r>
+        <w:rPr>
+          <w:i/>
+        </w:rPr>
+        <w:t xml:space="preserve"> methode</w:t>
+      </w:r>
+      <w:r>
+        <w:t xml:space="preserve">;  </w:t>
       </w:r>
     </w:p>
     <w:p>
@@ -9079,7 +9129,52 @@
         <w:jc w:val="left"/>
       </w:pPr>
       <w:r>
-        <w:t xml:space="preserve">……………………………………………………………………………………………………………………………………………………………….… …………………………………………………………………………………………………………………………………………………………….…… …………………………………………………………………………………………………………………………………………………………………  </w:t>
+        <w:t xml:space="preserve">De Student verzamelt en verwerkt </w:t>
+      </w:r>
+      <w:proofErr w:type="spellStart"/>
+      <w:r>
+        <w:t>gepseudonimiseerde</w:t>
+      </w:r>
+      <w:proofErr w:type="spellEnd"/>
+      <w:r>
+        <w:t xml:space="preserve"> persoonsgegevens in het kader van een user </w:t>
+      </w:r>
+      <w:proofErr w:type="spellStart"/>
+      <w:r>
+        <w:t>study</w:t>
+      </w:r>
+      <w:proofErr w:type="spellEnd"/>
+      <w:r>
+        <w:t xml:space="preserve">. De verzamelde gegevens omvatten: naam, leeftijd, opleiding, ervaring met security(-modellering) en de huidige functie. De gegevens worden </w:t>
+      </w:r>
+      <w:proofErr w:type="spellStart"/>
+      <w:r>
+        <w:t>gepseudonimiseerd</w:t>
+      </w:r>
+      <w:proofErr w:type="spellEnd"/>
+      <w:r>
+        <w:t xml:space="preserve"> zodat het mogelijk blijft om een verzoek tot gegevensverwijdering te koppelen aan de juiste deelnemer.</w:t>
+      </w:r>
+    </w:p>
+    <w:p>
+      <w:pPr>
+        <w:spacing w:line="390" w:lineRule="auto"/>
+        <w:ind w:left="0" w:right="22" w:firstLine="0"/>
+        <w:jc w:val="left"/>
+      </w:pPr>
+      <w:r>
+        <w:t xml:space="preserve">De </w:t>
+      </w:r>
+      <w:proofErr w:type="spellStart"/>
+      <w:r>
+        <w:t>gepseudonimiseerde</w:t>
+      </w:r>
+      <w:proofErr w:type="spellEnd"/>
+      <w:r>
+        <w:t xml:space="preserve"> gegevens (met uitzondering van de naam) worden gebruikt voor de analyse van de resultaten van de gebruikersstudie, onder meer om verschillen in antwoorden te kunnen relateren aan demografische en ervaringsgegevens</w:t>
+      </w:r>
+      <w:r>
+        <w:t>.</w:t>
       </w:r>
     </w:p>
     <w:p>
@@ -9208,6 +9303,7 @@
         <w:jc w:val="left"/>
       </w:pPr>
       <w:r>
+        <w:lastRenderedPageBreak/>
         <w:t xml:space="preserve">  </w:t>
       </w:r>
     </w:p>
@@ -9272,7 +9368,6 @@
         <w:ind w:right="7" w:hanging="360"/>
       </w:pPr>
       <w:r>
-        <w:lastRenderedPageBreak/>
         <w:t xml:space="preserve">de gegevens strikt vertrouwelijk te behandelen en eventuele derde partijen (waaronder </w:t>
       </w:r>
       <w:proofErr w:type="spellStart"/>
@@ -12883,7 +12978,6 @@
   <w:style w:type="character" w:default="1" w:styleId="Standaardalinea-lettertype">
     <w:name w:val="Default Paragraph Font"/>
     <w:uiPriority w:val="1"/>
-    <w:semiHidden/>
     <w:unhideWhenUsed/>
   </w:style>
   <w:style w:type="table" w:default="1" w:styleId="Standaardtabel">
